--- a/policies/build/masters_hco/HCO.MOM.4_v2_master.docx
+++ b/policies/build/masters_hco/HCO.MOM.4_v2_master.docx
@@ -773,7 +773,7 @@
           <w:sz w:val="22"/>
           <w:szCs w:val="22"/>
         </w:rPr>
-        <w:t xml:space="preserve">Boundaries: do not copy SHCO MOM wording. Do not overwrite HCO AAC or COP policies. Spell out abbreviations on first use in training materials. Guidebook Interpretation paragraphs were not available for MOM in this drafting environment — methods follow official OE text and chapter intent.</w:t>
+        <w:t xml:space="preserve">Boundaries: do not copy SHCO MOM wording. Do not overwrite HCO AAC or COP policies. Spell out abbreviations on first use in training materials. OE counts/levels/asterisks stay with the official portal Standards PDF. Method notes come from the Guidebook Interpretation paragraphs (scanned PDF md5 2c4489ee98de4ae9b49cba168ea9f42a).</w:t>
       </w:r>
     </w:p>
     <w:p>
@@ -989,6 +989,18 @@
           <w:sz w:val="22"/>
           <w:szCs w:val="22"/>
         </w:rPr>
+        <w:t xml:space="preserve">Method note (from guidebook interpretation): This shall address both outpatient and in-patient prescription. The organisation shall ensure that clinicians are trained/sensitised on the rational prescription of medications. WHO states: “Rational use of medicines requires that patients receive medications appropriate to their clinical needs, in doses that meet their own individual requirements, for an adequate period of time, and at the lowest cost to them and their community." Code of Medical Ethics-2002" published by Medical Council of India erstwhile National Medical Commission shall be followed. Refer to the glossary for a definition of “prescription”.</w:t>
+      </w:r>
+    </w:p>
+    <w:p>
+      <w:pPr>
+        <w:spacing w:after="140"/>
+      </w:pPr>
+      <w:r>
+        <w:rPr>
+          <w:sz w:val="22"/>
+          <w:szCs w:val="22"/>
+        </w:rPr>
         <w:t xml:space="preserve">This objective element is asterisked in the official Standards PDF — documentation of the process is required.</w:t>
       </w:r>
     </w:p>
@@ -1034,6 +1046,18 @@
           <w:sz w:val="22"/>
           <w:szCs w:val="22"/>
         </w:rPr>
+        <w:t xml:space="preserve">Method note (from guidebook interpretation): Prescriptions generated within the organisation (IPD, OPD and emergency) shall be in accordance with national/international guidelines and regulatory bodies. At a minimum, the prescription shall have the name of the patient; unique hospital number; name of the drug (generic composition is mandatory except in the case of combinations of vitamins and/or minerals), strength, dosage instruction, duration and total quantity of the medicine; name, signature and registration number of the prescribing doctor. Error-prone abbreviations shall not be used. All prescriptions shall be written in capital letters. Itis preferable to use digital prescription system to reduce errors. Prescription errors or illegible prescriptions will be initialled after a single strikethrough and rewritten. Good references are the Drugs and Cosmetics Act and the Code of Medical Ethics and Institute for Safe Medication Practices guidelines. = Commitment.</w:t>
+      </w:r>
+    </w:p>
+    <w:p>
+      <w:pPr>
+        <w:spacing w:after="140"/>
+      </w:pPr>
+      <w:r>
+        <w:rPr>
+          <w:sz w:val="22"/>
+          <w:szCs w:val="22"/>
+        </w:rPr>
         <w:t xml:space="preserve">This objective element is asterisked in the official Standards PDF — documentation of the process is required.</w:t>
       </w:r>
     </w:p>
@@ -1084,6 +1108,18 @@
     </w:p>
     <w:p>
       <w:pPr>
+        <w:spacing w:after="140"/>
+      </w:pPr>
+      <w:r>
+        <w:rPr>
+          <w:sz w:val="22"/>
+          <w:szCs w:val="22"/>
+        </w:rPr>
+        <w:t xml:space="preserve">Method note (from guidebook interpretation): Drug allergy and previous adverse drug reaction shall be ascertained during the initial consultation, before prescribing or at any point of time during care. It is a good practice to document drug allergies prominently in the medical record, both in OP and IP.</w:t>
+      </w:r>
+    </w:p>
+    <w:p>
+      <w:pPr>
         <w:pStyle w:val="Heading2"/>
         <w:spacing w:after="100" w:before="220"/>
       </w:pPr>
@@ -1117,6 +1153,18 @@
     </w:p>
     <w:p>
       <w:pPr>
+        <w:spacing w:after="140"/>
+      </w:pPr>
+      <w:r>
+        <w:rPr>
+          <w:sz w:val="22"/>
+          <w:szCs w:val="22"/>
+        </w:rPr>
+        <w:t xml:space="preserve">Method note (from guidebook interpretation): The organisation needs to provide its clinicians with a mechanism(s) to help identify drug interactions, food-drug interactions, alcohol-drug interactions, therapeutic duplication, dose adjustments etc. This could either be in electronic or in the physical form.</w:t>
+      </w:r>
+    </w:p>
+    <w:p>
+      <w:pPr>
         <w:pStyle w:val="Heading2"/>
         <w:spacing w:after="100" w:before="220"/>
       </w:pPr>
@@ -1157,6 +1205,18 @@
           <w:sz w:val="22"/>
           <w:szCs w:val="22"/>
         </w:rPr>
+        <w:t xml:space="preserve">Method note (from guidebook interpretation): The purpose of medication reconciliation is to ensure that the list of medications that a patient has to receive is complete and up to date with past clinical conditions and present care plan. The prescribed medications shall be checked for accuracy at the transition points, such as the time of admission, either direct or after admission from the emergency, transfer of the patient from one ward setting/department to another, or at the time of discharge. It is preferable that medication reconciliation also occurs after cross-consultation. Medication reconciliation shall be documented. There is a system for effective communication during handover regarding the reconciliation of medications.</w:t>
+      </w:r>
+    </w:p>
+    <w:p>
+      <w:pPr>
+        <w:spacing w:after="140"/>
+      </w:pPr>
+      <w:r>
+        <w:rPr>
+          <w:sz w:val="22"/>
+          <w:szCs w:val="22"/>
+        </w:rPr>
         <w:t xml:space="preserve">This is a CORE objective element — non-compliance is not acceptable for accreditation.</w:t>
       </w:r>
     </w:p>
@@ -1202,6 +1262,18 @@
           <w:sz w:val="22"/>
           <w:szCs w:val="22"/>
         </w:rPr>
+        <w:t xml:space="preserve">Method note (from guidebook interpretation): The organisation shall ensure safe medication management practices through written guidance and implementation of the same. The written guidance shall mention who can give a verbal order, when can it be given and how the order will be authenticated. Verbal orders shall be limited to urgent situations where immediate written or electronic communication is not practical. To the extent possible, their usage shall be limited. The organisation shall have an approved list of formulary drugs which can be ordered verbally. This list can be defined either by inclusion or exclusion. = Commitment iL Achievement =i Excellence NAB’ It shall ensure that the procedure incorporates good practices like “repeat back/read back”. A verbal order shall be counter-signed by the doctor who ordered it within 24 hours of ordering. For the definition of ‘verbal order’, refer to the glossary.</w:t>
+      </w:r>
+    </w:p>
+    <w:p>
+      <w:pPr>
+        <w:spacing w:after="140"/>
+      </w:pPr>
+      <w:r>
+        <w:rPr>
+          <w:sz w:val="22"/>
+          <w:szCs w:val="22"/>
+        </w:rPr>
         <w:t xml:space="preserve">This objective element is asterisked in the official Standards PDF — documentation of the process is required.</w:t>
       </w:r>
     </w:p>
@@ -1252,6 +1324,18 @@
     </w:p>
     <w:p>
       <w:pPr>
+        <w:spacing w:after="140"/>
+      </w:pPr>
+      <w:r>
+        <w:rPr>
+          <w:sz w:val="22"/>
+          <w:szCs w:val="22"/>
+        </w:rPr>
+        <w:t xml:space="preserve">Method note (from guidebook interpretation): The scope of the audit shall include: * legibility, use of capitals in written orders; * the appropriateness of the drug, dose, frequency, and route of administration; * the presence of therapeutic duplication; * the possibility of drug interaction and measures taken to avoid the same; * the possibility of food-drug interaction and measures taken to avoid the same. * scope for dosage adjustment in renal and hepatic impairment. * the possibility of intravenous incompatibility. * presence of inappropriate dilutions and duration of medications Infusions. * the requirements of this standard (MOM 4b, e-h). This shall be done at least once a month using a representative sample size. It could preferably be done by a clinical pharmacologist/clinical pharmacist. In case there is no clinical pharmacologist/clinical pharmacist, it could be done by a multidisciplinary committee/team, who is trained in audit of medication orders/ prescriptions. It is preferable that this is done for all prescriptions as ‘live audit’ before the medicines are dispensed.</w:t>
+      </w:r>
+    </w:p>
+    <w:p>
+      <w:pPr>
         <w:pStyle w:val="Heading2"/>
         <w:spacing w:after="100" w:before="220"/>
       </w:pPr>
@@ -1281,6 +1365,18 @@
           <w:szCs w:val="22"/>
         </w:rPr>
         <w:t xml:space="preserve">Actions may include feedback to a prescriber, a formulary or guidance change, or training. An audit without follow-up is not Achievement for this element.</w:t>
+      </w:r>
+    </w:p>
+    <w:p>
+      <w:pPr>
+        <w:spacing w:after="140"/>
+      </w:pPr>
+      <w:r>
+        <w:rPr>
+          <w:sz w:val="22"/>
+          <w:szCs w:val="22"/>
+        </w:rPr>
+        <w:t xml:space="preserve">Method note (from guidebook interpretation): Where appropriate, a corrective and/or preventive action(s) is taken based on the root-cause analysis. The records of the same shall be maintained. Commitment = Achievement = Excellence 4 MOM.5. Medications orders are written in a uniform manner.</w:t>
       </w:r>
     </w:p>
     <w:p>
@@ -2488,24 +2584,41 @@
           <w:sz w:val="22"/>
           <w:szCs w:val="22"/>
         </w:rPr>
-        <w:t xml:space="preserve">National Accreditation Board for Hospitals and Healthcare Providers (NABH), Accreditation Standards for Hospitals, 6th Edition (January 2025) — Management of Medication, standard MOM.4. Official portal PDF.</w:t>
-      </w:r>
-    </w:p>
-    <w:p>
-      <w:pPr>
-        <w:pStyle w:val="ListParagraph"/>
-        <w:numPr>
-          <w:ilvl w:val="0"/>
-          <w:numId w:val="1"/>
-        </w:numPr>
-        <w:spacing w:after="60"/>
-      </w:pPr>
-      <w:r>
-        <w:rPr>
-          <w:sz w:val="22"/>
-          <w:szCs w:val="22"/>
-        </w:rPr>
-        <w:t xml:space="preserve">Internal documents of «Hospital Name»: written guidance, formulary, high-risk and emergency-medication lists, registers and incident forms named for MOM.4.</w:t>
+        <w:t xml:space="preserve">National Accreditation Board for Hospitals and Healthcare Providers (NABH), Accreditation Standards for Hospitals, 6th Edition (January 2025) — Management of Medication, standard MOM.4. Official portal PDF (OE text, counts, levels, asterisks).</w:t>
+      </w:r>
+    </w:p>
+    <w:p>
+      <w:pPr>
+        <w:pStyle w:val="ListParagraph"/>
+        <w:numPr>
+          <w:ilvl w:val="0"/>
+          <w:numId w:val="1"/>
+        </w:numPr>
+        <w:spacing w:after="60"/>
+      </w:pPr>
+      <w:r>
+        <w:rPr>
+          <w:sz w:val="22"/>
+          <w:szCs w:val="22"/>
+        </w:rPr>
+        <w:t xml:space="preserve">NABH Guidebook to Accreditation Standards for Hospitals, 6th Edition — MOM.4 interpretations (source PDF md5 2c4489ee98de4ae9b49cba168ea9f42a; OCR policies/source/hco6_mom_guidebook_ocr.txt).</w:t>
+      </w:r>
+    </w:p>
+    <w:p>
+      <w:pPr>
+        <w:pStyle w:val="ListParagraph"/>
+        <w:numPr>
+          <w:ilvl w:val="0"/>
+          <w:numId w:val="1"/>
+        </w:numPr>
+        <w:spacing w:after="60"/>
+      </w:pPr>
+      <w:r>
+        <w:rPr>
+          <w:sz w:val="22"/>
+          <w:szCs w:val="22"/>
+        </w:rPr>
+        <w:t xml:space="preserve">Internal documents of «Hospital Name»: Medication Management Manual, formulary, high-risk and emergency-medication lists, registers and incident forms named for MOM.4.</w:t>
       </w:r>
     </w:p>
     <w:p>

--- a/policies/build/masters_hco/HCO.MOM.4_v2_master.docx
+++ b/policies/build/masters_hco/HCO.MOM.4_v2_master.docx
@@ -773,7 +773,7 @@
           <w:sz w:val="22"/>
           <w:szCs w:val="22"/>
         </w:rPr>
-        <w:t xml:space="preserve">Boundaries: do not copy SHCO MOM wording. Do not overwrite HCO AAC or COP policies. Spell out abbreviations on first use in training materials. OE counts/levels/asterisks stay with the official portal Standards PDF. Method notes come from the Guidebook Interpretation paragraphs (scanned PDF md5 2c4489ee98de4ae9b49cba168ea9f42a).</w:t>
+        <w:t xml:space="preserve">Boundaries: do not overwrite HCO AAC or COP policies. Spell out abbreviations on first use in training materials. OE counts/levels/asterisks stay with the official portal Standards PDF. Method notes come from the Guidebook Interpretation paragraphs (scanned PDF md5 2c4489ee98de4ae9b49cba168ea9f42a).</w:t>
       </w:r>
     </w:p>
     <w:p>
@@ -827,7 +827,7 @@
           <w:sz w:val="22"/>
           <w:szCs w:val="22"/>
         </w:rPr>
-        <w:t xml:space="preserve">1. Do not skip: Medication prescription is in consonance with good practices / guidelines for rational prescription of medi...</w:t>
+        <w:t xml:space="preserve">1. Do not skip: Medication prescription is in consonance with good practices / guidelines for rational prescription of...</w:t>
       </w:r>
     </w:p>
     <w:p>
@@ -899,7 +899,7 @@
           <w:sz w:val="22"/>
           <w:szCs w:val="22"/>
         </w:rPr>
-        <w:t xml:space="preserve">7. Do not skip: Audit of medication orders / prescription is carried out to check for safe and rational prescription of med...</w:t>
+        <w:t xml:space="preserve">7. Do not skip: Audit of medication orders / prescription is carried out to check for safe and rational prescription of...</w:t>
       </w:r>
     </w:p>
     <w:p>
@@ -953,7 +953,7 @@
         <w:spacing w:after="100" w:before="220"/>
       </w:pPr>
       <w:r>
-        <w:t xml:space="preserve">5.1 Medication prescription is in consonance with good practices / guidel...</w:t>
+        <w:t xml:space="preserve">5.1 Medication prescription is in consonance with good practices /...</w:t>
       </w:r>
     </w:p>
     <w:p>
@@ -1010,7 +1010,7 @@
         <w:spacing w:after="100" w:before="220"/>
       </w:pPr>
       <w:r>
-        <w:t xml:space="preserve">5.2 The organisation adheres to the determined minimum requirements of a ...</w:t>
+        <w:t xml:space="preserve">5.2 The organisation adheres to the determined minimum requirements of a...</w:t>
       </w:r>
     </w:p>
     <w:p>
@@ -1079,7 +1079,7 @@
         <w:spacing w:after="100" w:before="220"/>
       </w:pPr>
       <w:r>
-        <w:t xml:space="preserve">5.3 Drug allergies and previous adverse drug reactions are ascertained be...</w:t>
+        <w:t xml:space="preserve">5.3 Drug allergies and previous adverse drug reactions are ascertained...</w:t>
       </w:r>
     </w:p>
     <w:p>
@@ -1124,7 +1124,7 @@
         <w:spacing w:after="100" w:before="220"/>
       </w:pPr>
       <w:r>
-        <w:t xml:space="preserve">5.4 The organisation has a mechanism to assist the clinician in prescribi...</w:t>
+        <w:t xml:space="preserve">5.4 The organisation has a mechanism to assist the clinician in prescribing...</w:t>
       </w:r>
     </w:p>
     <w:p>
@@ -1169,7 +1169,7 @@
         <w:spacing w:after="100" w:before="220"/>
       </w:pPr>
       <w:r>
-        <w:t xml:space="preserve">5.5 Reconciliation of medications occurs at transition points of patient ...</w:t>
+        <w:t xml:space="preserve">5.5 Reconciliation of medications occurs at transition points of patient...</w:t>
       </w:r>
     </w:p>
     <w:p>
@@ -1226,7 +1226,7 @@
         <w:spacing w:after="100" w:before="220"/>
       </w:pPr>
       <w:r>
-        <w:t xml:space="preserve">5.6 Verbal orders are implemented by ensuring safe medication management ...</w:t>
+        <w:t xml:space="preserve">5.6 Verbal orders are implemented by ensuring safe medication management...</w:t>
       </w:r>
     </w:p>
     <w:p>
@@ -1340,7 +1340,7 @@
         <w:spacing w:after="100" w:before="220"/>
       </w:pPr>
       <w:r>
-        <w:t xml:space="preserve">5.8 Corrective and / or preventive action(s) is taken based on the audit,...</w:t>
+        <w:t xml:space="preserve">5.8 Corrective and / or preventive action(s) is taken based on the audit...</w:t>
       </w:r>
     </w:p>
     <w:p>
@@ -1455,6 +1455,20 @@
       </w:pPr>
       <w:r>
         <w:t xml:space="preserve">7. Governance and responsibility</w:t>
+      </w:r>
+    </w:p>
+    <w:p>
+      <w:pPr>
+        <w:spacing w:after="20" w:before="100"/>
+      </w:pPr>
+      <w:r>
+        <w:rPr>
+          <w:b/>
+          <w:bCs/>
+          <w:sz w:val="22"/>
+          <w:szCs w:val="22"/>
+        </w:rPr>
+        <w:t xml:space="preserve">Medical Superintendent</w:t>
       </w:r>
     </w:p>
     <w:p>
@@ -1471,7 +1485,7 @@
           <w:sz w:val="22"/>
           <w:szCs w:val="22"/>
         </w:rPr>
-        <w:t xml:space="preserve">Medical Superintendent</w:t>
+        <w:t xml:space="preserve">Accountable that MOM.4 is resourced and followed.</w:t>
       </w:r>
     </w:p>
     <w:p>
@@ -1488,7 +1502,21 @@
           <w:sz w:val="22"/>
           <w:szCs w:val="22"/>
         </w:rPr>
-        <w:t xml:space="preserve">Accountable that MOM.4 is resourced and followed.</w:t>
+        <w:t xml:space="preserve">Designates the Medication Safety Officer (chapter intent) where that role is required for this standard.</w:t>
+      </w:r>
+    </w:p>
+    <w:p>
+      <w:pPr>
+        <w:spacing w:after="20" w:before="100"/>
+      </w:pPr>
+      <w:r>
+        <w:rPr>
+          <w:b/>
+          <w:bCs/>
+          <w:sz w:val="22"/>
+          <w:szCs w:val="22"/>
+        </w:rPr>
+        <w:t xml:space="preserve">Medical Superintendent</w:t>
       </w:r>
     </w:p>
     <w:p>
@@ -1505,7 +1533,21 @@
           <w:sz w:val="22"/>
           <w:szCs w:val="22"/>
         </w:rPr>
-        <w:t xml:space="preserve">Designates the Medication Safety Officer (chapter intent) where that role is required for this standard.</w:t>
+        <w:t xml:space="preserve">Owns day-to-day implementation and records for this standard.</w:t>
+      </w:r>
+    </w:p>
+    <w:p>
+      <w:pPr>
+        <w:spacing w:after="20" w:before="100"/>
+      </w:pPr>
+      <w:r>
+        <w:rPr>
+          <w:b/>
+          <w:bCs/>
+          <w:sz w:val="22"/>
+          <w:szCs w:val="22"/>
+        </w:rPr>
+        <w:t xml:space="preserve">Medication Safety Officer</w:t>
       </w:r>
     </w:p>
     <w:p>
@@ -1522,7 +1564,21 @@
           <w:sz w:val="22"/>
           <w:szCs w:val="22"/>
         </w:rPr>
-        <w:t xml:space="preserve">Medical Superintendent</w:t>
+        <w:t xml:space="preserve">Coordinates medication-safety processes that cut across MOM standards; brings incidents and audits to the Drug and Therapeutics Committee.</w:t>
+      </w:r>
+    </w:p>
+    <w:p>
+      <w:pPr>
+        <w:spacing w:after="20" w:before="100"/>
+      </w:pPr>
+      <w:r>
+        <w:rPr>
+          <w:b/>
+          <w:bCs/>
+          <w:sz w:val="22"/>
+          <w:szCs w:val="22"/>
+        </w:rPr>
+        <w:t xml:space="preserve">Pharmacy / nursing / treating doctors (as applicable)</w:t>
       </w:r>
     </w:p>
     <w:p>
@@ -1539,7 +1595,21 @@
           <w:sz w:val="22"/>
           <w:szCs w:val="22"/>
         </w:rPr>
-        <w:t xml:space="preserve">Owns day-to-day implementation and records for this standard.</w:t>
+        <w:t xml:space="preserve">Deliver the process as written; escalate stop-work triggers without delay.</w:t>
+      </w:r>
+    </w:p>
+    <w:p>
+      <w:pPr>
+        <w:spacing w:after="20" w:before="100"/>
+      </w:pPr>
+      <w:r>
+        <w:rPr>
+          <w:b/>
+          <w:bCs/>
+          <w:sz w:val="22"/>
+          <w:szCs w:val="22"/>
+        </w:rPr>
+        <w:t xml:space="preserve">Quality Coordinator</w:t>
       </w:r>
     </w:p>
     <w:p>
@@ -1556,7 +1626,28 @@
           <w:sz w:val="22"/>
           <w:szCs w:val="22"/>
         </w:rPr>
-        <w:t xml:space="preserve">Medication Safety Officer</w:t>
+        <w:t xml:space="preserve">Audits this policy «quarterly»; holds training acknowledgements.</w:t>
+      </w:r>
+    </w:p>
+    <w:p>
+      <w:pPr>
+        <w:pStyle w:val="Heading1"/>
+        <w:spacing w:after="120" w:before="280"/>
+      </w:pPr>
+      <w:r>
+        <w:t xml:space="preserve">8. Quality monitoring (RCA → CAPA)</w:t>
+      </w:r>
+    </w:p>
+    <w:p>
+      <w:pPr>
+        <w:spacing w:after="140"/>
+      </w:pPr>
+      <w:r>
+        <w:rPr>
+          <w:sz w:val="22"/>
+          <w:szCs w:val="22"/>
+        </w:rPr>
+        <w:t xml:space="preserve">The Quality Coordinator audits this policy «quarterly». The audit reviews:</w:t>
       </w:r>
     </w:p>
     <w:p>
@@ -1573,7 +1664,7 @@
           <w:sz w:val="22"/>
           <w:szCs w:val="22"/>
         </w:rPr>
-        <w:t xml:space="preserve">Coordinates medication-safety processes that cut across MOM standards; brings incidents and audits to the Drug and Therapeutics Committee.</w:t>
+        <w:t xml:space="preserve">Records for a sample of this standard's objective elements, checked against the What-we-do steps.</w:t>
       </w:r>
     </w:p>
     <w:p>
@@ -1590,7 +1681,7 @@
           <w:sz w:val="22"/>
           <w:szCs w:val="22"/>
         </w:rPr>
-        <w:t xml:space="preserve">Pharmacy / nursing / treating doctors (as applicable)</w:t>
+        <w:t xml:space="preserve">Documentary evidence is on file for each asterisked objective element in the sample.</w:t>
       </w:r>
     </w:p>
     <w:p>
@@ -1607,7 +1698,7 @@
           <w:sz w:val="22"/>
           <w:szCs w:val="22"/>
         </w:rPr>
-        <w:t xml:space="preserve">Deliver the process as written; escalate stop-work triggers without delay.</w:t>
+        <w:t xml:space="preserve">CORE objective elements show no critical gaps in the sample.</w:t>
       </w:r>
     </w:p>
     <w:p>
@@ -1624,125 +1715,19 @@
           <w:sz w:val="22"/>
           <w:szCs w:val="22"/>
         </w:rPr>
-        <w:t xml:space="preserve">Quality Coordinator</w:t>
-      </w:r>
-    </w:p>
-    <w:p>
-      <w:pPr>
-        <w:pStyle w:val="ListParagraph"/>
-        <w:numPr>
-          <w:ilvl w:val="0"/>
-          <w:numId w:val="1"/>
-        </w:numPr>
-        <w:spacing w:after="60"/>
-      </w:pPr>
-      <w:r>
-        <w:rPr>
-          <w:sz w:val="22"/>
-          <w:szCs w:val="22"/>
-        </w:rPr>
-        <w:t xml:space="preserve">Audits this policy «quarterly»; holds training acknowledgements.</w:t>
-      </w:r>
-    </w:p>
-    <w:p>
-      <w:pPr>
-        <w:pStyle w:val="Heading1"/>
-        <w:spacing w:after="120" w:before="280"/>
-      </w:pPr>
-      <w:r>
-        <w:t xml:space="preserve">8. Quality monitoring (RCA → CAPA)</w:t>
-      </w:r>
-    </w:p>
-    <w:p>
-      <w:pPr>
-        <w:spacing w:after="140"/>
-      </w:pPr>
-      <w:r>
-        <w:rPr>
-          <w:sz w:val="22"/>
-          <w:szCs w:val="22"/>
-        </w:rPr>
-        <w:t xml:space="preserve">The Quality Coordinator audits this policy «quarterly».</w:t>
-      </w:r>
-    </w:p>
-    <w:p>
-      <w:pPr>
-        <w:spacing w:after="140"/>
-      </w:pPr>
-      <w:r>
-        <w:rPr>
-          <w:sz w:val="22"/>
-          <w:szCs w:val="22"/>
-        </w:rPr>
-        <w:t xml:space="preserve">What is monitored each quarter:</w:t>
-      </w:r>
-    </w:p>
-    <w:p>
-      <w:pPr>
-        <w:pStyle w:val="ListParagraph"/>
-        <w:numPr>
-          <w:ilvl w:val="0"/>
-          <w:numId w:val="1"/>
-        </w:numPr>
-        <w:spacing w:after="60"/>
-      </w:pPr>
-      <w:r>
-        <w:rPr>
-          <w:sz w:val="22"/>
-          <w:szCs w:val="22"/>
-        </w:rPr>
-        <w:t xml:space="preserve">Sample of records for each OE MOM.4.a–h.</w:t>
-      </w:r>
-    </w:p>
-    <w:p>
-      <w:pPr>
-        <w:pStyle w:val="ListParagraph"/>
-        <w:numPr>
-          <w:ilvl w:val="0"/>
-          <w:numId w:val="1"/>
-        </w:numPr>
-        <w:spacing w:after="60"/>
-      </w:pPr>
-      <w:r>
-        <w:rPr>
-          <w:sz w:val="22"/>
-          <w:szCs w:val="22"/>
-        </w:rPr>
-        <w:t xml:space="preserve">Asterisked elements (abf) have document evidence as required.</w:t>
-      </w:r>
-    </w:p>
-    <w:p>
-      <w:pPr>
-        <w:pStyle w:val="ListParagraph"/>
-        <w:numPr>
-          <w:ilvl w:val="0"/>
-          <w:numId w:val="1"/>
-        </w:numPr>
-        <w:spacing w:after="60"/>
-      </w:pPr>
-      <w:r>
-        <w:rPr>
-          <w:sz w:val="22"/>
-          <w:szCs w:val="22"/>
-        </w:rPr>
-        <w:t xml:space="preserve">CORE elements (bef) show no critical gaps in the sample.</w:t>
-      </w:r>
-    </w:p>
-    <w:p>
-      <w:pPr>
-        <w:pStyle w:val="ListParagraph"/>
-        <w:numPr>
-          <w:ilvl w:val="0"/>
-          <w:numId w:val="1"/>
-        </w:numPr>
-        <w:spacing w:after="60"/>
-      </w:pPr>
-      <w:r>
-        <w:rPr>
-          <w:sz w:val="22"/>
-          <w:szCs w:val="22"/>
-        </w:rPr>
         <w:t xml:space="preserve">Stop-work events (if any) are logged with outcome.</w:t>
+      </w:r>
+    </w:p>
+    <w:p>
+      <w:pPr>
+        <w:spacing w:after="140"/>
+      </w:pPr>
+      <w:r>
+        <w:rPr>
+          <w:sz w:val="22"/>
+          <w:szCs w:val="22"/>
+        </w:rPr>
+        <w:t xml:space="preserve">Root-cause analysis is required when a gap found in this audit remains open beyond «90 days».</w:t>
       </w:r>
     </w:p>
     <w:p>
@@ -3575,7 +3560,7 @@
           <w:sz w:val="22"/>
           <w:szCs w:val="22"/>
         </w:rPr>
-        <w:t xml:space="preserve">Records showing MOM.4.a was followed for sampled patients/cases.</w:t>
+        <w:t xml:space="preserve">DTC-named rational-prescribing reference (for example WHO/national essential-medicines principles, hospital antimicrobial policy).</w:t>
       </w:r>
     </w:p>
     <w:p>
@@ -3592,7 +3577,7 @@
           <w:sz w:val="22"/>
           <w:szCs w:val="22"/>
         </w:rPr>
-        <w:t xml:space="preserve">Written guidance / protocol referenced for this element (where required).</w:t>
+        <w:t xml:space="preserve">Prescription-audit record sampled against this guidance.</w:t>
       </w:r>
     </w:p>
     <w:p>
@@ -3609,7 +3594,16 @@
           <w:sz w:val="22"/>
           <w:szCs w:val="22"/>
         </w:rPr>
-        <w:t xml:space="preserve">Audit sample notes for MOM.4.a reviewed «quarterly».</w:t>
+        <w:t xml:space="preserve">Training record on rational prescribing.</w:t>
+      </w:r>
+    </w:p>
+    <w:p>
+      <w:pPr>
+        <w:pStyle w:val="Heading2"/>
+        <w:spacing w:after="100" w:before="220"/>
+      </w:pPr>
+      <w:r>
+        <w:t xml:space="preserve">MOM.4.b — The organisation adheres to the determined minimum requirements of a prescription.</w:t>
       </w:r>
     </w:p>
     <w:p>
@@ -3626,16 +3620,7 @@
           <w:sz w:val="22"/>
           <w:szCs w:val="22"/>
         </w:rPr>
-        <w:t xml:space="preserve">Documented evidence specifically required by the asterisked objective element.</w:t>
-      </w:r>
-    </w:p>
-    <w:p>
-      <w:pPr>
-        <w:pStyle w:val="Heading2"/>
-        <w:spacing w:after="100" w:before="220"/>
-      </w:pPr>
-      <w:r>
-        <w:t xml:space="preserve">MOM.4.b — The organisation adheres to the determined minimum requirements of a prescription.</w:t>
+        <w:t xml:space="preserve">Published minimum-prescription-requirement list — patient name/ID, generic name, route, strength, frequency, date/time, prescriber signature.</w:t>
       </w:r>
     </w:p>
     <w:p>
@@ -3652,7 +3637,7 @@
           <w:sz w:val="22"/>
           <w:szCs w:val="22"/>
         </w:rPr>
-        <w:t xml:space="preserve">Records showing MOM.4.b was followed for sampled patients/cases.</w:t>
+        <w:t xml:space="preserve">Pharmacy/nursing hold record for any order failing the minimum, except through the documented emergency path.</w:t>
       </w:r>
     </w:p>
     <w:p>
@@ -3669,7 +3654,16 @@
           <w:sz w:val="22"/>
           <w:szCs w:val="22"/>
         </w:rPr>
-        <w:t xml:space="preserve">Written guidance / protocol referenced for this element (where required).</w:t>
+        <w:t xml:space="preserve">Sample-prescription record confirming the minimum was met.</w:t>
+      </w:r>
+    </w:p>
+    <w:p>
+      <w:pPr>
+        <w:pStyle w:val="Heading2"/>
+        <w:spacing w:after="100" w:before="220"/>
+      </w:pPr>
+      <w:r>
+        <w:t xml:space="preserve">MOM.4.c — Drug allergies and previous adverse drug reactions are ascertained before prescribing.</w:t>
       </w:r>
     </w:p>
     <w:p>
@@ -3686,7 +3680,7 @@
           <w:sz w:val="22"/>
           <w:szCs w:val="22"/>
         </w:rPr>
-        <w:t xml:space="preserve">Audit sample notes for MOM.4.b reviewed «quarterly».</w:t>
+        <w:t xml:space="preserve">Drug-allergy and previous-ADR ascertainment record before prescribing, including "none known" entries.</w:t>
       </w:r>
     </w:p>
     <w:p>
@@ -3703,7 +3697,7 @@
           <w:sz w:val="22"/>
           <w:szCs w:val="22"/>
         </w:rPr>
-        <w:t xml:space="preserve">Documented evidence specifically required by the asterisked objective element.</w:t>
+        <w:t xml:space="preserve">Red-alert allergy-band record where an allergy is recorded.</w:t>
       </w:r>
     </w:p>
     <w:p>
@@ -3720,7 +3714,7 @@
           <w:sz w:val="22"/>
           <w:szCs w:val="22"/>
         </w:rPr>
-        <w:t xml:space="preserve">CORE-element sample with no critical gaps in the quarter under review.</w:t>
+        <w:t xml:space="preserve">Allergy-status carry-forward record on admission and transfer notes.</w:t>
       </w:r>
     </w:p>
     <w:p>
@@ -3729,7 +3723,7 @@
         <w:spacing w:after="100" w:before="220"/>
       </w:pPr>
       <w:r>
-        <w:t xml:space="preserve">MOM.4.c — Drug allergies and previous adverse drug reactions are ascertained before prescribing.</w:t>
+        <w:t xml:space="preserve">MOM.4.d — The organisation has a mechanism to assist the clinician in prescribing appropriate medication.</w:t>
       </w:r>
     </w:p>
     <w:p>
@@ -3746,7 +3740,7 @@
           <w:sz w:val="22"/>
           <w:szCs w:val="22"/>
         </w:rPr>
-        <w:t xml:space="preserve">Records showing MOM.4.c was followed for sampled patients/cases.</w:t>
+        <w:t xml:space="preserve">Prescribing-assistance mechanism record — formulary access, dose-range information, pharmacy clarification of unclear orders, or e-prescribing/CDS where used.</w:t>
       </w:r>
     </w:p>
     <w:p>
@@ -3763,7 +3757,7 @@
           <w:sz w:val="22"/>
           <w:szCs w:val="22"/>
         </w:rPr>
-        <w:t xml:space="preserve">Written guidance / protocol referenced for this element (where required).</w:t>
+        <w:t xml:space="preserve">Record of orders clarified by pharmacy before dispensing.</w:t>
       </w:r>
     </w:p>
     <w:p>
@@ -3780,7 +3774,7 @@
           <w:sz w:val="22"/>
           <w:szCs w:val="22"/>
         </w:rPr>
-        <w:t xml:space="preserve">Audit sample notes for MOM.4.c reviewed «quarterly».</w:t>
+        <w:t xml:space="preserve">Confirmation the mechanism is working, not a static poster.</w:t>
       </w:r>
     </w:p>
     <w:p>
@@ -3789,7 +3783,7 @@
         <w:spacing w:after="100" w:before="220"/>
       </w:pPr>
       <w:r>
-        <w:t xml:space="preserve">MOM.4.d — The organisation has a mechanism to assist the clinician in prescribing appropriate medication.</w:t>
+        <w:t xml:space="preserve">MOM.4.e — Reconciliation of medications occurs at transition points of patient care.</w:t>
       </w:r>
     </w:p>
     <w:p>
@@ -3806,7 +3800,7 @@
           <w:sz w:val="22"/>
           <w:szCs w:val="22"/>
         </w:rPr>
-        <w:t xml:space="preserve">Records showing MOM.4.d was followed for sampled patients/cases.</w:t>
+        <w:t xml:space="preserve">Reconciled-medication-list record at admission, unit transfer and discharge.</w:t>
       </w:r>
     </w:p>
     <w:p>
@@ -3823,7 +3817,7 @@
           <w:sz w:val="22"/>
           <w:szCs w:val="22"/>
         </w:rPr>
-        <w:t xml:space="preserve">Written guidance / protocol referenced for this element (where required).</w:t>
+        <w:t xml:space="preserve">Discrepancy-resolution record between the reconciling clinician and the prescriber.</w:t>
       </w:r>
     </w:p>
     <w:p>
@@ -3840,7 +3834,7 @@
           <w:sz w:val="22"/>
           <w:szCs w:val="22"/>
         </w:rPr>
-        <w:t xml:space="preserve">Audit sample notes for MOM.4.d reviewed «quarterly».</w:t>
+        <w:t xml:space="preserve">Pharmacy support record for high-risk or polypharmacy reconciliations.</w:t>
       </w:r>
     </w:p>
     <w:p>
@@ -3849,7 +3843,7 @@
         <w:spacing w:after="100" w:before="220"/>
       </w:pPr>
       <w:r>
-        <w:t xml:space="preserve">MOM.4.e — Reconciliation of medications occurs at transition points of patient care.</w:t>
+        <w:t xml:space="preserve">MOM.4.f — Verbal orders are implemented by ensuring safe medication management practices.</w:t>
       </w:r>
     </w:p>
     <w:p>
@@ -3866,7 +3860,7 @@
           <w:sz w:val="22"/>
           <w:szCs w:val="22"/>
         </w:rPr>
-        <w:t xml:space="preserve">Records showing MOM.4.e was followed for sampled patients/cases.</w:t>
+        <w:t xml:space="preserve">Verbal-order record showing read-back — drug, dose, route, frequency, patient — before administration.</w:t>
       </w:r>
     </w:p>
     <w:p>
@@ -3883,7 +3877,7 @@
           <w:sz w:val="22"/>
           <w:szCs w:val="22"/>
         </w:rPr>
-        <w:t xml:space="preserve">Written guidance / protocol referenced for this element (where required).</w:t>
+        <w:t xml:space="preserve">Prescriber countersignature record within 24 hours, or before the next dose.</w:t>
       </w:r>
     </w:p>
     <w:p>
@@ -3900,7 +3894,16 @@
           <w:sz w:val="22"/>
           <w:szCs w:val="22"/>
         </w:rPr>
-        <w:t xml:space="preserve">Audit sample notes for MOM.4.e reviewed «quarterly».</w:t>
+        <w:t xml:space="preserve">Confirmation verbal orders were not used for excluded categories except under the documented emergency rule.</w:t>
+      </w:r>
+    </w:p>
+    <w:p>
+      <w:pPr>
+        <w:pStyle w:val="Heading2"/>
+        <w:spacing w:after="100" w:before="220"/>
+      </w:pPr>
+      <w:r>
+        <w:t xml:space="preserve">MOM.4.g — Audit of medication orders / prescription is carried out to check for safe and rational prescription of medications.</w:t>
       </w:r>
     </w:p>
     <w:p>
@@ -3917,16 +3920,7 @@
           <w:sz w:val="22"/>
           <w:szCs w:val="22"/>
         </w:rPr>
-        <w:t xml:space="preserve">CORE-element sample with no critical gaps in the quarter under review.</w:t>
-      </w:r>
-    </w:p>
-    <w:p>
-      <w:pPr>
-        <w:pStyle w:val="Heading2"/>
-        <w:spacing w:after="100" w:before="220"/>
-      </w:pPr>
-      <w:r>
-        <w:t xml:space="preserve">MOM.4.f — Verbal orders are implemented by ensuring safe medication management practices.</w:t>
+        <w:t xml:space="preserve">Quarterly prescription-audit record — minimum requirements, allergy documentation, formulary adherence, high-risk dose checks.</w:t>
       </w:r>
     </w:p>
     <w:p>
@@ -3943,7 +3937,7 @@
           <w:sz w:val="22"/>
           <w:szCs w:val="22"/>
         </w:rPr>
-        <w:t xml:space="preserve">Records showing MOM.4.f was followed for sampled patients/cases.</w:t>
+        <w:t xml:space="preserve">Sample-size record meeting the defined minimum per quarter.</w:t>
       </w:r>
     </w:p>
     <w:p>
@@ -3960,7 +3954,16 @@
           <w:sz w:val="22"/>
           <w:szCs w:val="22"/>
         </w:rPr>
-        <w:t xml:space="preserve">Written guidance / protocol referenced for this element (where required).</w:t>
+        <w:t xml:space="preserve">DTC presentation record of audit results.</w:t>
+      </w:r>
+    </w:p>
+    <w:p>
+      <w:pPr>
+        <w:pStyle w:val="Heading2"/>
+        <w:spacing w:after="100" w:before="220"/>
+      </w:pPr>
+      <w:r>
+        <w:t xml:space="preserve">MOM.4.h — Corrective and / or preventive action(s) is taken based on the audit, where appropriate.</w:t>
       </w:r>
     </w:p>
     <w:p>
@@ -3977,7 +3980,7 @@
           <w:sz w:val="22"/>
           <w:szCs w:val="22"/>
         </w:rPr>
-        <w:t xml:space="preserve">Audit sample notes for MOM.4.f reviewed «quarterly».</w:t>
+        <w:t xml:space="preserve">CAPA record from audit findings with owner and due date.</w:t>
       </w:r>
     </w:p>
     <w:p>
@@ -3994,7 +3997,7 @@
           <w:sz w:val="22"/>
           <w:szCs w:val="22"/>
         </w:rPr>
-        <w:t xml:space="preserve">Documented evidence specifically required by the asterisked objective element.</w:t>
+        <w:t xml:space="preserve">Closure-tracking record by the Medication Safety Officer.</w:t>
       </w:r>
     </w:p>
     <w:p>
@@ -4011,127 +4014,7 @@
           <w:sz w:val="22"/>
           <w:szCs w:val="22"/>
         </w:rPr>
-        <w:t xml:space="preserve">CORE-element sample with no critical gaps in the quarter under review.</w:t>
-      </w:r>
-    </w:p>
-    <w:p>
-      <w:pPr>
-        <w:pStyle w:val="Heading2"/>
-        <w:spacing w:after="100" w:before="220"/>
-      </w:pPr>
-      <w:r>
-        <w:t xml:space="preserve">MOM.4.g — Audit of medication orders / prescription is carried out to check for safe and rational prescription of medications.</w:t>
-      </w:r>
-    </w:p>
-    <w:p>
-      <w:pPr>
-        <w:pStyle w:val="ListParagraph"/>
-        <w:numPr>
-          <w:ilvl w:val="0"/>
-          <w:numId w:val="1"/>
-        </w:numPr>
-        <w:spacing w:after="60"/>
-      </w:pPr>
-      <w:r>
-        <w:rPr>
-          <w:sz w:val="22"/>
-          <w:szCs w:val="22"/>
-        </w:rPr>
-        <w:t xml:space="preserve">Records showing MOM.4.g was followed for sampled patients/cases.</w:t>
-      </w:r>
-    </w:p>
-    <w:p>
-      <w:pPr>
-        <w:pStyle w:val="ListParagraph"/>
-        <w:numPr>
-          <w:ilvl w:val="0"/>
-          <w:numId w:val="1"/>
-        </w:numPr>
-        <w:spacing w:after="60"/>
-      </w:pPr>
-      <w:r>
-        <w:rPr>
-          <w:sz w:val="22"/>
-          <w:szCs w:val="22"/>
-        </w:rPr>
-        <w:t xml:space="preserve">Written guidance / protocol referenced for this element (where required).</w:t>
-      </w:r>
-    </w:p>
-    <w:p>
-      <w:pPr>
-        <w:pStyle w:val="ListParagraph"/>
-        <w:numPr>
-          <w:ilvl w:val="0"/>
-          <w:numId w:val="1"/>
-        </w:numPr>
-        <w:spacing w:after="60"/>
-      </w:pPr>
-      <w:r>
-        <w:rPr>
-          <w:sz w:val="22"/>
-          <w:szCs w:val="22"/>
-        </w:rPr>
-        <w:t xml:space="preserve">Audit sample notes for MOM.4.g reviewed «quarterly».</w:t>
-      </w:r>
-    </w:p>
-    <w:p>
-      <w:pPr>
-        <w:pStyle w:val="Heading2"/>
-        <w:spacing w:after="100" w:before="220"/>
-      </w:pPr>
-      <w:r>
-        <w:t xml:space="preserve">MOM.4.h — Corrective and / or preventive action(s) is taken based on the audit, where appropriate.</w:t>
-      </w:r>
-    </w:p>
-    <w:p>
-      <w:pPr>
-        <w:pStyle w:val="ListParagraph"/>
-        <w:numPr>
-          <w:ilvl w:val="0"/>
-          <w:numId w:val="1"/>
-        </w:numPr>
-        <w:spacing w:after="60"/>
-      </w:pPr>
-      <w:r>
-        <w:rPr>
-          <w:sz w:val="22"/>
-          <w:szCs w:val="22"/>
-        </w:rPr>
-        <w:t xml:space="preserve">Records showing MOM.4.h was followed for sampled patients/cases.</w:t>
-      </w:r>
-    </w:p>
-    <w:p>
-      <w:pPr>
-        <w:pStyle w:val="ListParagraph"/>
-        <w:numPr>
-          <w:ilvl w:val="0"/>
-          <w:numId w:val="1"/>
-        </w:numPr>
-        <w:spacing w:after="60"/>
-      </w:pPr>
-      <w:r>
-        <w:rPr>
-          <w:sz w:val="22"/>
-          <w:szCs w:val="22"/>
-        </w:rPr>
-        <w:t xml:space="preserve">Written guidance / protocol referenced for this element (where required).</w:t>
-      </w:r>
-    </w:p>
-    <w:p>
-      <w:pPr>
-        <w:pStyle w:val="ListParagraph"/>
-        <w:numPr>
-          <w:ilvl w:val="0"/>
-          <w:numId w:val="1"/>
-        </w:numPr>
-        <w:spacing w:after="60"/>
-      </w:pPr>
-      <w:r>
-        <w:rPr>
-          <w:sz w:val="22"/>
-          <w:szCs w:val="22"/>
-        </w:rPr>
-        <w:t xml:space="preserve">Audit sample notes for MOM.4.h reviewed «quarterly».</w:t>
+        <w:t xml:space="preserve">Example action record — prescriber feedback, guidance change, or training.</w:t>
       </w:r>
     </w:p>
     <w:p>

--- a/policies/build/masters_hco/HCO.MOM.4_v2_master.docx
+++ b/policies/build/masters_hco/HCO.MOM.4_v2_master.docx
@@ -692,7 +692,7 @@
           <w:sz w:val="22"/>
           <w:szCs w:val="22"/>
         </w:rPr>
-        <w:t xml:space="preserve">It covers objective elements MOM.4.a–h (8 elements).</w:t>
+        <w:t xml:space="preserve">This policy covers all 8 requirements under this standard, listed in detail below.</w:t>
       </w:r>
     </w:p>
     <w:p>
@@ -716,7 +716,7 @@
           <w:sz w:val="22"/>
           <w:szCs w:val="22"/>
         </w:rPr>
-        <w:t xml:space="preserve">This policy owns MOM.4. Related AAC, COP, PRE, IPC/HIC and HRM duties stay with those policies — cross-reference only. Other MOM standards stay with their own policies.</w:t>
+        <w:t xml:space="preserve">This policy covers safe and rational prescription of medications specifically. Related duties — like patient assessment, clinical care, patient rights, infection control, or staffing — are covered in the hospital's other policies, not repeated here. Other MOM standards stay with their own policies.</w:t>
       </w:r>
     </w:p>
     <w:p>
@@ -761,19 +761,19 @@
           <w:sz w:val="22"/>
           <w:szCs w:val="22"/>
         </w:rPr>
-        <w:t xml:space="preserve">It covers 8 objective elements (MOM.4.a, MOM.4.b, MOM.4.c, MOM.4.d, MOM.4.e, MOM.4.f, MOM.4.g, MOM.4.h).</w:t>
-      </w:r>
-    </w:p>
-    <w:p>
-      <w:pPr>
-        <w:spacing w:after="140"/>
-      </w:pPr>
-      <w:r>
-        <w:rPr>
-          <w:sz w:val="22"/>
-          <w:szCs w:val="22"/>
-        </w:rPr>
-        <w:t xml:space="preserve">Boundaries: do not overwrite HCO AAC or COP policies. Spell out abbreviations on first use in training materials. OE counts/levels/asterisks stay with the official portal Standards PDF. Method notes come from the Guidebook Interpretation paragraphs (scanned PDF md5 2c4489ee98de4ae9b49cba168ea9f42a).</w:t>
+        <w:t xml:space="preserve">This policy covers all 8 requirements under this standard, listed in detail below.</w:t>
+      </w:r>
+    </w:p>
+    <w:p>
+      <w:pPr>
+        <w:spacing w:after="140"/>
+      </w:pPr>
+      <w:r>
+        <w:rPr>
+          <w:sz w:val="22"/>
+          <w:szCs w:val="22"/>
+        </w:rPr>
+        <w:t xml:space="preserve">This policy covers safe and rational prescription of medications specifically. Related duties — like patient assessment, clinical care, patient rights, infection control, or staffing — are covered in the hospital's other policies, not repeated here. Spell out abbreviations on first use in training materials. OE counts/levels/asterisks stay with the official portal Standards PDF. Method notes come from the Guidebook Interpretation paragraphs (scanned PDF md5 2c4489ee98de4ae9b49cba168ea9f42a).</w:t>
       </w:r>
     </w:p>
     <w:p>
